--- a/entregas/IoT/Tarefa Semana 06 - 6.4 Tarefas/entrega/Tarefa Semana 06 - IoT.docx
+++ b/entregas/IoT/Tarefa Semana 06 - 6.4 Tarefas/entrega/Tarefa Semana 06 - IoT.docx
@@ -546,7 +546,7 @@
           <w:sz w:val="24"/>
           <w:szCs w:val="24"/>
         </w:rPr>
-        <w:t xml:space="preserve"> desenvolvido na plataforma Wokwi, acompanhado de uma explicação de como esse ambiente de desenvolvimento funciona. Este documento traz o circuito, o código comentado, a saída obtida e a análise do que a simulação permite — e do que ela não permite.</w:t>
+        <w:t xml:space="preserve"> desenvolvido na plataforma Wokwi, acompanhado de uma explicação de como esse ambiente de desenvolvimento funciona. Este documento traz o circuito, o código comentado, o formato da saída no monitor serial e a análise do que a que ela não permite.</w:t>
       </w:r>
     </w:p>
     <w:p>
@@ -1589,7 +1589,43 @@
           <w:sz w:val="30"/>
           <w:szCs w:val="30"/>
         </w:rPr>
-        <w:t xml:space="preserve">5. Saída esperada no monitor serial</w:t>
+        <w:t xml:space="preserve">5. Formato da saída no monitor serial</w:t>
+      </w:r>
+    </w:p>
+    <w:p>
+      <w:pPr>
+        <w:spacing w:after="120" w:before="120" w:line="276" w:lineRule="auto"/>
+        <w:ind w:firstLine="0" w:start="0"/>
+        <w:jc w:val="both"/>
+      </w:pPr>
+      <w:r>
+        <w:rPr>
+          <w:rFonts w:ascii="Open Sans" w:hAnsi="Open Sans" w:cs="Open Sans" w:eastAsia="Open Sans"/>
+          <w:color w:val="000000"/>
+          <w:sz w:val="24"/>
+          <w:szCs w:val="24"/>
+        </w:rPr>
+        <w:t xml:space="preserve">O bloco abaixo mostra a </w:t>
+      </w:r>
+      <w:r>
+        <w:rPr>
+          <w:rFonts w:ascii="Open Sans" w:hAnsi="Open Sans" w:cs="Open Sans" w:eastAsia="Open Sans"/>
+          <w:b/>
+          <w:bCs/>
+          <w:color w:val="000000"/>
+          <w:sz w:val="24"/>
+          <w:szCs w:val="24"/>
+        </w:rPr>
+        <w:t xml:space="preserve">estrutura</w:t>
+      </w:r>
+      <w:r>
+        <w:rPr>
+          <w:rFonts w:ascii="Open Sans" w:hAnsi="Open Sans" w:cs="Open Sans" w:eastAsia="Open Sans"/>
+          <w:color w:val="000000"/>
+          <w:sz w:val="24"/>
+          <w:szCs w:val="24"/>
+        </w:rPr>
+        <w:t xml:space="preserve"> que o firmware imprime. Os três valores entre sinais de menor e maior são lidos do próprio chip em tempo de execução e variam a cada placa e a cada compilação — por isso aparecem como marcadores, e não como números fixos.</w:t>
       </w:r>
     </w:p>
     <w:p>
@@ -1657,7 +1693,7 @@
           <w:sz w:val="19"/>
           <w:szCs w:val="19"/>
         </w:rPr>
-        <w:t xml:space="preserve">Chip: ESP32-D0WDQ6</w:t>
+        <w:t xml:space="preserve">Chip: &lt;modelo reportado pelo chip&gt;</w:t>
       </w:r>
     </w:p>
     <w:p>
@@ -1674,7 +1710,7 @@
           <w:sz w:val="19"/>
           <w:szCs w:val="19"/>
         </w:rPr>
-        <w:t xml:space="preserve">Frequencia da CPU: 240 MHz</w:t>
+        <w:t xml:space="preserve">Frequencia da CPU: &lt;valor reportado&gt; MHz</w:t>
       </w:r>
     </w:p>
     <w:p>
@@ -1691,7 +1727,7 @@
           <w:sz w:val="19"/>
           <w:szCs w:val="19"/>
         </w:rPr>
-        <w:t xml:space="preserve">Memoria livre: 298764 bytes</w:t>
+        <w:t xml:space="preserve">Memoria livre: &lt;valor reportado pelo chip&gt; bytes</w:t>
       </w:r>
     </w:p>
     <w:p>

--- a/entregas/IoT/Tarefa Semana 06 - 6.4 Tarefas/entrega/Tarefa Semana 06 - IoT.docx
+++ b/entregas/IoT/Tarefa Semana 06 - 6.4 Tarefas/entrega/Tarefa Semana 06 - IoT.docx
@@ -1835,6 +1835,129 @@
     </w:p>
     <w:p>
       <w:pPr>
+        <w:spacing w:after="120" w:before="120" w:line="276" w:lineRule="auto"/>
+        <w:ind w:firstLine="0" w:start="0"/>
+        <w:jc w:val="both"/>
+      </w:pPr>
+      <w:r>
+        <w:rPr>
+          <w:rFonts w:ascii="Open Sans" w:hAnsi="Open Sans" w:cs="Open Sans" w:eastAsia="Open Sans"/>
+          <w:b/>
+          <w:bCs/>
+          <w:color w:val="000000"/>
+          <w:sz w:val="24"/>
+          <w:szCs w:val="24"/>
+        </w:rPr>
+        <w:t xml:space="preserve">Atenção ao template.</w:t>
+      </w:r>
+      <w:r>
+        <w:rPr>
+          <w:rFonts w:ascii="Open Sans" w:hAnsi="Open Sans" w:cs="Open Sans" w:eastAsia="Open Sans"/>
+          <w:color w:val="000000"/>
+          <w:sz w:val="24"/>
+          <w:szCs w:val="24"/>
+        </w:rPr>
+        <w:t xml:space="preserve"> Use &lt;https://wokwi.com/projects/new/esp32&gt;, que cria um projeto </w:t>
+      </w:r>
+      <w:r>
+        <w:rPr>
+          <w:rFonts w:ascii="Open Sans" w:hAnsi="Open Sans" w:cs="Open Sans" w:eastAsia="Open Sans"/>
+          <w:b/>
+          <w:bCs/>
+          <w:color w:val="000000"/>
+          <w:sz w:val="24"/>
+          <w:szCs w:val="24"/>
+        </w:rPr>
+        <w:t xml:space="preserve">Arduino</w:t>
+      </w:r>
+      <w:r>
+        <w:rPr>
+          <w:rFonts w:ascii="Open Sans" w:hAnsi="Open Sans" w:cs="Open Sans" w:eastAsia="Open Sans"/>
+          <w:color w:val="000000"/>
+          <w:sz w:val="24"/>
+          <w:szCs w:val="24"/>
+        </w:rPr>
+        <w:t xml:space="preserve"> — o arquivo da aba de código precisa se chamar </w:t>
+      </w:r>
+      <w:r>
+        <w:rPr>
+          <w:rFonts w:ascii="Consolas" w:hAnsi="Consolas" w:cs="Consolas" w:eastAsia="Consolas"/>
+          <w:color w:val="000000"/>
+          <w:shd w:val="clear" w:fill="F2F2F2"/>
+          <w:sz w:val="24"/>
+          <w:szCs w:val="24"/>
+        </w:rPr>
+        <w:t xml:space="preserve">sketch.ino</w:t>
+      </w:r>
+      <w:r>
+        <w:rPr>
+          <w:rFonts w:ascii="Open Sans" w:hAnsi="Open Sans" w:cs="Open Sans" w:eastAsia="Open Sans"/>
+          <w:color w:val="000000"/>
+          <w:sz w:val="24"/>
+          <w:szCs w:val="24"/>
+        </w:rPr>
+        <w:t xml:space="preserve">. O Wokwi também oferece um template ESP-IDF cujo arquivo é </w:t>
+      </w:r>
+      <w:r>
+        <w:rPr>
+          <w:rFonts w:ascii="Consolas" w:hAnsi="Consolas" w:cs="Consolas" w:eastAsia="Consolas"/>
+          <w:color w:val="000000"/>
+          <w:shd w:val="clear" w:fill="F2F2F2"/>
+          <w:sz w:val="24"/>
+          <w:szCs w:val="24"/>
+        </w:rPr>
+        <w:t xml:space="preserve">main.c</w:t>
+      </w:r>
+      <w:r>
+        <w:rPr>
+          <w:rFonts w:ascii="Open Sans" w:hAnsi="Open Sans" w:cs="Open Sans" w:eastAsia="Open Sans"/>
+          <w:color w:val="000000"/>
+          <w:sz w:val="24"/>
+          <w:szCs w:val="24"/>
+        </w:rPr>
+        <w:t xml:space="preserve">; nele o mesmo código falha na compilação com </w:t>
+      </w:r>
+      <w:r>
+        <w:rPr>
+          <w:rFonts w:ascii="Consolas" w:hAnsi="Consolas" w:cs="Consolas" w:eastAsia="Consolas"/>
+          <w:color w:val="000000"/>
+          <w:shd w:val="clear" w:fill="F2F2F2"/>
+          <w:sz w:val="24"/>
+          <w:szCs w:val="24"/>
+        </w:rPr>
+        <w:t xml:space="preserve">unknown type name class</w:t>
+      </w:r>
+      <w:r>
+        <w:rPr>
+          <w:rFonts w:ascii="Open Sans" w:hAnsi="Open Sans" w:cs="Open Sans" w:eastAsia="Open Sans"/>
+          <w:color w:val="000000"/>
+          <w:sz w:val="24"/>
+          <w:szCs w:val="24"/>
+        </w:rPr>
+        <w:t xml:space="preserve">, porque o </w:t>
+      </w:r>
+      <w:r>
+        <w:rPr>
+          <w:rFonts w:ascii="Consolas" w:hAnsi="Consolas" w:cs="Consolas" w:eastAsia="Consolas"/>
+          <w:color w:val="000000"/>
+          <w:shd w:val="clear" w:fill="F2F2F2"/>
+          <w:sz w:val="24"/>
+          <w:szCs w:val="24"/>
+        </w:rPr>
+        <w:t xml:space="preserve">.c</w:t>
+      </w:r>
+      <w:r>
+        <w:rPr>
+          <w:rFonts w:ascii="Open Sans" w:hAnsi="Open Sans" w:cs="Open Sans" w:eastAsia="Open Sans"/>
+          <w:color w:val="000000"/>
+          <w:sz w:val="24"/>
+          <w:szCs w:val="24"/>
+        </w:rPr>
+        <w:t xml:space="preserve"> é compilado como C e não como C++.</w:t>
+      </w:r>
+    </w:p>
+    <w:p>
+      <w:pPr>
         <w:spacing w:after="40" w:before="40" w:line="276" w:lineRule="auto"/>
         <w:ind w:firstLine="0" w:start="360"/>
         <w:jc w:val="start"/>
@@ -1855,7 +1978,7 @@
           <w:sz w:val="24"/>
           <w:szCs w:val="24"/>
         </w:rPr>
-        <w:t xml:space="preserve">Abrir &lt;https://wokwi.com&gt; e criar um novo projeto </w:t>
+        <w:t xml:space="preserve">Abrir &lt;https://wokwi.com/projects/new/esp32&gt; — o template </w:t>
       </w:r>
       <w:r>
         <w:rPr>
@@ -1866,7 +1989,42 @@
           <w:sz w:val="24"/>
           <w:szCs w:val="24"/>
         </w:rPr>
-        <w:t xml:space="preserve">ESP32</w:t>
+        <w:t xml:space="preserve">Arduino</w:t>
+      </w:r>
+      <w:r>
+        <w:rPr>
+          <w:rFonts w:ascii="Open Sans" w:hAnsi="Open Sans" w:cs="Open Sans" w:eastAsia="Open Sans"/>
+          <w:color w:val="000000"/>
+          <w:sz w:val="24"/>
+          <w:szCs w:val="24"/>
+        </w:rPr>
+        <w:t xml:space="preserve">, cujo arquivo</w:t>
+      </w:r>
+    </w:p>
+    <w:p>
+      <w:pPr>
+        <w:spacing w:after="120" w:before="120" w:line="276" w:lineRule="auto"/>
+        <w:ind w:firstLine="0" w:start="0"/>
+        <w:jc w:val="both"/>
+      </w:pPr>
+      <w:r>
+        <w:rPr>
+          <w:rFonts w:ascii="Open Sans" w:hAnsi="Open Sans" w:cs="Open Sans" w:eastAsia="Open Sans"/>
+          <w:color w:val="000000"/>
+          <w:sz w:val="24"/>
+          <w:szCs w:val="24"/>
+        </w:rPr>
+        <w:t xml:space="preserve">   principal é </w:t>
+      </w:r>
+      <w:r>
+        <w:rPr>
+          <w:rFonts w:ascii="Consolas" w:hAnsi="Consolas" w:cs="Consolas" w:eastAsia="Consolas"/>
+          <w:color w:val="000000"/>
+          <w:shd w:val="clear" w:fill="F2F2F2"/>
+          <w:sz w:val="24"/>
+          <w:szCs w:val="24"/>
+        </w:rPr>
+        <w:t xml:space="preserve">sketch.ino</w:t>
       </w:r>
       <w:r>
         <w:rPr>

--- a/entregas/IoT/Tarefa Semana 06 - 6.4 Tarefas/entrega/Tarefa Semana 06 - IoT.docx
+++ b/entregas/IoT/Tarefa Semana 06 - 6.4 Tarefas/entrega/Tarefa Semana 06 - IoT.docx
@@ -907,143 +907,6 @@
     </w:p>
     <w:p>
       <w:pPr>
-        <w:spacing w:after="0" w:before="120" w:line="276" w:lineRule="auto"/>
-        <w:ind w:firstLine="0" w:start="0"/>
-        <w:jc w:val="start"/>
-      </w:pPr>
-      <w:r>
-        <w:rPr>
-          <w:rFonts w:ascii="Open Sans" w:hAnsi="Open Sans" w:cs="Open Sans" w:eastAsia="Open Sans"/>
-          <w:i/>
-          <w:iCs/>
-          <w:color w:val="666666"/>
-          <w:sz w:val="18"/>
-          <w:szCs w:val="18"/>
-        </w:rPr>
-        <w:t xml:space="preserve">json</w:t>
-      </w:r>
-    </w:p>
-    <w:p>
-      <w:pPr>
-        <w:spacing w:after="0" w:before="40" w:line="240" w:lineRule="auto"/>
-        <w:ind w:firstLine="0" w:start="200"/>
-        <w:jc w:val="start"/>
-        <w:shd w:val="clear" w:fill="F5F5F5"/>
-      </w:pPr>
-      <w:r>
-        <w:rPr>
-          <w:rFonts w:ascii="Consolas" w:hAnsi="Consolas" w:cs="Consolas" w:eastAsia="Consolas"/>
-          <w:color w:val="000000"/>
-          <w:sz w:val="19"/>
-          <w:szCs w:val="19"/>
-        </w:rPr>
-        <w:t xml:space="preserve">"connections": [</w:t>
-      </w:r>
-    </w:p>
-    <w:p>
-      <w:pPr>
-        <w:spacing w:after="0" w:before="0" w:line="240" w:lineRule="auto"/>
-        <w:ind w:firstLine="0" w:start="200"/>
-        <w:jc w:val="start"/>
-        <w:shd w:val="clear" w:fill="F5F5F5"/>
-      </w:pPr>
-      <w:r>
-        <w:rPr>
-          <w:rFonts w:ascii="Consolas" w:hAnsi="Consolas" w:cs="Consolas" w:eastAsia="Consolas"/>
-          <w:color w:val="000000"/>
-          <w:sz w:val="19"/>
-          <w:szCs w:val="19"/>
-        </w:rPr>
-        <w:t xml:space="preserve">  [ "esp:2", "r1:1", "green", [ "v0" ] ],</w:t>
-      </w:r>
-    </w:p>
-    <w:p>
-      <w:pPr>
-        <w:spacing w:after="0" w:before="0" w:line="240" w:lineRule="auto"/>
-        <w:ind w:firstLine="0" w:start="200"/>
-        <w:jc w:val="start"/>
-        <w:shd w:val="clear" w:fill="F5F5F5"/>
-      </w:pPr>
-      <w:r>
-        <w:rPr>
-          <w:rFonts w:ascii="Consolas" w:hAnsi="Consolas" w:cs="Consolas" w:eastAsia="Consolas"/>
-          <w:color w:val="000000"/>
-          <w:sz w:val="19"/>
-          <w:szCs w:val="19"/>
-        </w:rPr>
-        <w:t xml:space="preserve">  [ "r1:2", "led1:A", "green", [ "v0" ] ],</w:t>
-      </w:r>
-    </w:p>
-    <w:p>
-      <w:pPr>
-        <w:spacing w:after="0" w:before="0" w:line="240" w:lineRule="auto"/>
-        <w:ind w:firstLine="0" w:start="200"/>
-        <w:jc w:val="start"/>
-        <w:shd w:val="clear" w:fill="F5F5F5"/>
-      </w:pPr>
-      <w:r>
-        <w:rPr>
-          <w:rFonts w:ascii="Consolas" w:hAnsi="Consolas" w:cs="Consolas" w:eastAsia="Consolas"/>
-          <w:color w:val="000000"/>
-          <w:sz w:val="19"/>
-          <w:szCs w:val="19"/>
-        </w:rPr>
-        <w:t xml:space="preserve">  [ "led1:C", "esp:GND.1", "black", [ "v0" ] ]</w:t>
-      </w:r>
-    </w:p>
-    <w:p>
-      <w:pPr>
-        <w:spacing w:after="120" w:before="0" w:line="240" w:lineRule="auto"/>
-        <w:ind w:firstLine="0" w:start="200"/>
-        <w:jc w:val="start"/>
-        <w:shd w:val="clear" w:fill="F5F5F5"/>
-      </w:pPr>
-      <w:r>
-        <w:rPr>
-          <w:rFonts w:ascii="Consolas" w:hAnsi="Consolas" w:cs="Consolas" w:eastAsia="Consolas"/>
-          <w:color w:val="000000"/>
-          <w:sz w:val="19"/>
-          <w:szCs w:val="19"/>
-        </w:rPr>
-        <w:t xml:space="preserve">]</w:t>
-      </w:r>
-    </w:p>
-    <w:p>
-      <w:pPr>
-        <w:spacing w:after="120" w:before="120" w:line="276" w:lineRule="auto"/>
-        <w:ind w:firstLine="0" w:start="0"/>
-        <w:jc w:val="both"/>
-      </w:pPr>
-      <w:r>
-        <w:rPr>
-          <w:rFonts w:ascii="Open Sans" w:hAnsi="Open Sans" w:cs="Open Sans" w:eastAsia="Open Sans"/>
-          <w:color w:val="000000"/>
-          <w:sz w:val="24"/>
-          <w:szCs w:val="24"/>
-        </w:rPr>
-        <w:t xml:space="preserve">Essas três linhas descrevem o circuito inteiro deste trabalho: o GPIO 2 vai ao resistor, o resistor vai ao ânodo do LED, e o cátodo volta ao terra. É exatamente a ligação que seria montada à mão.</w:t>
-      </w:r>
-    </w:p>
-    <w:p>
-      <w:pPr>
-        <w:spacing w:after="120" w:before="240" w:line="276" w:lineRule="auto"/>
-        <w:ind w:firstLine="0" w:start="0"/>
-        <w:jc w:val="start"/>
-      </w:pPr>
-      <w:r>
-        <w:rPr>
-          <w:rFonts w:ascii="Open Sans" w:hAnsi="Open Sans" w:cs="Open Sans" w:eastAsia="Open Sans"/>
-          <w:b/>
-          <w:bCs/>
-          <w:color w:val="000000"/>
-          <w:sz w:val="30"/>
-          <w:szCs w:val="30"/>
-        </w:rPr>
-        <w:t xml:space="preserve">3. O circuito</w:t>
-      </w:r>
-    </w:p>
-    <w:p>
-      <w:pPr>
         <w:spacing w:after="40" w:before="160" w:line="276" w:lineRule="auto"/>
         <w:ind w:firstLine="0" w:start="0"/>
         <w:jc w:val="center"/>
@@ -1051,8 +914,8 @@
       <w:r>
         <w:drawing>
           <wp:inline>
-            <wp:extent cx="5400000" cy="596618"/>
-            <wp:docPr id="100" name="Imagem 100" descr="Figura 1 — Caminho da corrente no circuito montado"/>
+            <wp:extent cx="5400000" cy="2057737"/>
+            <wp:docPr id="100" name="Imagem 100" descr=""/>
             <wp:cNvGraphicFramePr>
               <a:graphicFrameLocks noChangeAspect="true"/>
             </wp:cNvGraphicFramePr>
@@ -1072,6 +935,83 @@
                   <pic:spPr>
                     <a:xfrm>
                       <a:off x="0" y="0"/>
+                      <a:ext cx="5400000" cy="2057737"/>
+                    </a:xfrm>
+                    <a:prstGeom prst="rect">
+                      <a:avLst/>
+                    </a:prstGeom>
+                  </pic:spPr>
+                </pic:pic>
+              </a:graphicData>
+            </a:graphic>
+          </wp:inline>
+        </w:drawing>
+      </w:r>
+    </w:p>
+    <w:p>
+      <w:pPr>
+        <w:spacing w:after="120" w:before="120" w:line="276" w:lineRule="auto"/>
+        <w:ind w:firstLine="0" w:start="0"/>
+        <w:jc w:val="both"/>
+      </w:pPr>
+      <w:r>
+        <w:rPr>
+          <w:rFonts w:ascii="Open Sans" w:hAnsi="Open Sans" w:cs="Open Sans" w:eastAsia="Open Sans"/>
+          <w:color w:val="000000"/>
+          <w:sz w:val="24"/>
+          <w:szCs w:val="24"/>
+        </w:rPr>
+        <w:t xml:space="preserve">Essas três linhas descrevem o circuito inteiro deste trabalho: o GPIO 2 vai ao resistor, o resistor vai ao ânodo do LED, e o cátodo volta ao terra. É exatamente a ligação que seria montada à mão.</w:t>
+      </w:r>
+    </w:p>
+    <w:p>
+      <w:pPr>
+        <w:spacing w:after="120" w:before="240" w:line="276" w:lineRule="auto"/>
+        <w:ind w:firstLine="0" w:start="0"/>
+        <w:jc w:val="start"/>
+      </w:pPr>
+      <w:r>
+        <w:rPr>
+          <w:rFonts w:ascii="Open Sans" w:hAnsi="Open Sans" w:cs="Open Sans" w:eastAsia="Open Sans"/>
+          <w:b/>
+          <w:bCs/>
+          <w:color w:val="000000"/>
+          <w:sz w:val="30"/>
+          <w:szCs w:val="30"/>
+        </w:rPr>
+        <w:t xml:space="preserve">3. O circuito</w:t>
+      </w:r>
+    </w:p>
+    <w:p>
+      <w:pPr>
+        <w:spacing w:after="40" w:before="160" w:line="276" w:lineRule="auto"/>
+        <w:ind w:firstLine="0" w:start="0"/>
+        <w:jc w:val="center"/>
+      </w:pPr>
+      <w:r>
+        <w:drawing>
+          <wp:inline>
+            <wp:extent cx="5400000" cy="596618"/>
+            <wp:docPr id="101" name="Imagem 101" descr="Figura 1 — Caminho da corrente no circuito montado"/>
+            <wp:cNvGraphicFramePr>
+              <a:graphicFrameLocks noChangeAspect="true"/>
+            </wp:cNvGraphicFramePr>
+            <a:graphic>
+              <a:graphicData uri="http://schemas.openxmlformats.org/drawingml/2006/picture">
+                <pic:pic xmlns:pic="http://schemas.openxmlformats.org/drawingml/2006/picture">
+                  <pic:nvPicPr>
+                    <pic:cNvPr id="101" name="Imagem 101"/>
+                    <pic:cNvPicPr/>
+                  </pic:nvPicPr>
+                  <pic:blipFill>
+                    <a:blip r:embed="rIdImg901"/>
+                    <a:stretch>
+                      <a:fillRect/>
+                    </a:stretch>
+                  </pic:blipFill>
+                  <pic:spPr>
+                    <a:xfrm>
+                      <a:off x="0" y="0"/>
                       <a:ext cx="5400000" cy="596618"/>
                     </a:xfrm>
                     <a:prstGeom prst="rect">
@@ -1119,22 +1059,53 @@
         <w:t xml:space="preserve">O resistor de 220 Ω não é decoração. O GPIO do ESP32 entrega 3,3 V, e um LED vermelho tem queda de aproximadamente 2 V e suporta cerca de 20 mA. Sem o resistor, a corrente seria limitada apenas pela resistência interna — o suficiente para queimar o LED, e possivelmente o pino. Pela lei de Ohm:</w:t>
       </w:r>
     </w:p>
-    <w:p>
-      <w:pPr>
-        <w:spacing w:after="120" w:before="40" w:line="240" w:lineRule="auto"/>
-        <w:ind w:firstLine="0" w:start="200"/>
-        <w:jc w:val="start"/>
-        <w:shd w:val="clear" w:fill="F5F5F5"/>
-      </w:pPr>
-      <w:r>
-        <w:rPr>
-          <w:rFonts w:ascii="Consolas" w:hAnsi="Consolas" w:cs="Consolas" w:eastAsia="Consolas"/>
-          <w:color w:val="000000"/>
-          <w:sz w:val="19"/>
-          <w:szCs w:val="19"/>
-        </w:rPr>
-        <w:t xml:space="preserve">R = (3,3 V − 2,0 V) / 0,02 A ≈ 65 Ω  (mínimo)</w:t>
-      </w:r>
+    <w:tbl>
+      <w:tblPr>
+        <w:tblW w:w="5000" w:type="pct"/>
+        <w:tblBorders>
+          <w:top w:val="single" w:sz="4" w:space="0" w:color="D8DEE4"/>
+          <w:left w:val="single" w:sz="4" w:space="0" w:color="D8DEE4"/>
+          <w:bottom w:val="single" w:sz="4" w:space="0" w:color="D8DEE4"/>
+          <w:right w:val="single" w:sz="4" w:space="0" w:color="D8DEE4"/>
+        </w:tblBorders>
+        <w:tblCellMar>
+          <w:top w:w="80" w:type="dxa"/>
+          <w:left w:w="140" w:type="dxa"/>
+          <w:bottom w:w="80" w:type="dxa"/>
+          <w:right w:w="140" w:type="dxa"/>
+        </w:tblCellMar>
+      </w:tblPr>
+      <w:tr>
+        <w:tc>
+          <w:tcPr>
+            <w:tcW w:w="5000" w:type="pct"/>
+            <w:shd w:val="clear" w:fill="F6F8FA"/>
+          </w:tcPr>
+          <w:p>
+            <w:pPr>
+              <w:spacing w:after="0" w:before="40" w:line="240" w:lineRule="auto"/>
+              <w:ind w:firstLine="0" w:start="0"/>
+              <w:jc w:val="start"/>
+            </w:pPr>
+            <w:r>
+              <w:rPr>
+                <w:rFonts w:ascii="Consolas" w:hAnsi="Consolas" w:cs="Consolas" w:eastAsia="Consolas"/>
+                <w:color w:val="1F2328"/>
+                <w:sz w:val="18"/>
+                <w:szCs w:val="18"/>
+              </w:rPr>
+              <w:t xml:space="preserve">R = (3,3 V − 2,0 V) / 0,02 A ≈ 65 Ω  (mínimo)</w:t>
+            </w:r>
+          </w:p>
+        </w:tc>
+      </w:tr>
+    </w:tbl>
+    <w:p>
+      <w:pPr>
+        <w:spacing w:after="60" w:before="0" w:line="276" w:lineRule="auto"/>
+        <w:ind w:firstLine="0" w:start="0"/>
+        <w:jc w:val="start"/>
+      </w:pPr>
     </w:p>
     <w:p>
       <w:pPr>
@@ -1253,162 +1224,212 @@
     </w:p>
     <w:p>
       <w:pPr>
-        <w:spacing w:after="0" w:before="120" w:line="276" w:lineRule="auto"/>
-        <w:ind w:firstLine="0" w:start="0"/>
-        <w:jc w:val="start"/>
-      </w:pPr>
+        <w:spacing w:after="40" w:before="160" w:line="276" w:lineRule="auto"/>
+        <w:ind w:firstLine="0" w:start="0"/>
+        <w:jc w:val="center"/>
+      </w:pPr>
+      <w:r>
+        <w:drawing>
+          <wp:inline>
+            <wp:extent cx="5400000" cy="2569053"/>
+            <wp:docPr id="102" name="Imagem 102" descr=""/>
+            <wp:cNvGraphicFramePr>
+              <a:graphicFrameLocks noChangeAspect="true"/>
+            </wp:cNvGraphicFramePr>
+            <a:graphic>
+              <a:graphicData uri="http://schemas.openxmlformats.org/drawingml/2006/picture">
+                <pic:pic xmlns:pic="http://schemas.openxmlformats.org/drawingml/2006/picture">
+                  <pic:nvPicPr>
+                    <pic:cNvPr id="102" name="Imagem 102"/>
+                    <pic:cNvPicPr/>
+                  </pic:nvPicPr>
+                  <pic:blipFill>
+                    <a:blip r:embed="rIdImg902"/>
+                    <a:stretch>
+                      <a:fillRect/>
+                    </a:stretch>
+                  </pic:blipFill>
+                  <pic:spPr>
+                    <a:xfrm>
+                      <a:off x="0" y="0"/>
+                      <a:ext cx="5400000" cy="2569053"/>
+                    </a:xfrm>
+                    <a:prstGeom prst="rect">
+                      <a:avLst/>
+                    </a:prstGeom>
+                  </pic:spPr>
+                </pic:pic>
+              </a:graphicData>
+            </a:graphic>
+          </wp:inline>
+        </w:drawing>
+      </w:r>
+    </w:p>
+    <w:p>
+      <w:pPr>
+        <w:spacing w:after="120" w:before="120" w:line="276" w:lineRule="auto"/>
+        <w:ind w:firstLine="0" w:start="0"/>
+        <w:jc w:val="both"/>
+      </w:pPr>
+      <w:r>
+        <w:rPr>
+          <w:rFonts w:ascii="Open Sans" w:hAnsi="Open Sans" w:cs="Open Sans" w:eastAsia="Open Sans"/>
+          <w:color w:val="000000"/>
+          <w:sz w:val="24"/>
+          <w:szCs w:val="24"/>
+        </w:rPr>
+        <w:t xml:space="preserve">O laço continua livre. É onde entrariam a leitura de um sensor e a publicação MQTT nas semanas seguintes.</w:t>
+      </w:r>
+    </w:p>
+    <w:p>
+      <w:pPr>
+        <w:spacing w:after="120" w:before="120" w:line="276" w:lineRule="auto"/>
+        <w:ind w:firstLine="0" w:start="0"/>
+        <w:jc w:val="both"/>
+      </w:pPr>
+      <w:r>
+        <w:rPr>
+          <w:rFonts w:ascii="Open Sans" w:hAnsi="Open Sans" w:cs="Open Sans" w:eastAsia="Open Sans"/>
+          <w:b/>
+          <w:bCs/>
+          <w:color w:val="000000"/>
+          <w:sz w:val="24"/>
+          <w:szCs w:val="24"/>
+        </w:rPr>
+        <w:t xml:space="preserve">Por que imprimir dados do chip.</w:t>
+      </w:r>
+      <w:r>
+        <w:rPr>
+          <w:rFonts w:ascii="Open Sans" w:hAnsi="Open Sans" w:cs="Open Sans" w:eastAsia="Open Sans"/>
+          <w:color w:val="000000"/>
+          <w:sz w:val="24"/>
+          <w:szCs w:val="24"/>
+        </w:rPr>
+        <w:t xml:space="preserve"> O </w:t>
+      </w:r>
+      <w:r>
+        <w:rPr>
+          <w:rFonts w:ascii="Consolas" w:hAnsi="Consolas" w:cs="Consolas" w:eastAsia="Consolas"/>
+          <w:color w:val="000000"/>
+          <w:shd w:val="clear" w:fill="F2F2F2"/>
+          <w:sz w:val="24"/>
+          <w:szCs w:val="24"/>
+        </w:rPr>
+        <w:t xml:space="preserve">setup()</w:t>
+      </w:r>
+      <w:r>
+        <w:rPr>
+          <w:rFonts w:ascii="Open Sans" w:hAnsi="Open Sans" w:cs="Open Sans" w:eastAsia="Open Sans"/>
+          <w:color w:val="000000"/>
+          <w:sz w:val="24"/>
+          <w:szCs w:val="24"/>
+        </w:rPr>
+        <w:t xml:space="preserve"> reporta modelo, frequência e memória livre:</w:t>
+      </w:r>
+    </w:p>
+    <w:p>
+      <w:pPr>
+        <w:spacing w:after="40" w:before="160" w:line="276" w:lineRule="auto"/>
+        <w:ind w:firstLine="0" w:start="0"/>
+        <w:jc w:val="center"/>
+      </w:pPr>
+      <w:r>
+        <w:drawing>
+          <wp:inline>
+            <wp:extent cx="5400000" cy="1130653"/>
+            <wp:docPr id="103" name="Imagem 103" descr=""/>
+            <wp:cNvGraphicFramePr>
+              <a:graphicFrameLocks noChangeAspect="true"/>
+            </wp:cNvGraphicFramePr>
+            <a:graphic>
+              <a:graphicData uri="http://schemas.openxmlformats.org/drawingml/2006/picture">
+                <pic:pic xmlns:pic="http://schemas.openxmlformats.org/drawingml/2006/picture">
+                  <pic:nvPicPr>
+                    <pic:cNvPr id="103" name="Imagem 103"/>
+                    <pic:cNvPicPr/>
+                  </pic:nvPicPr>
+                  <pic:blipFill>
+                    <a:blip r:embed="rIdImg903"/>
+                    <a:stretch>
+                      <a:fillRect/>
+                    </a:stretch>
+                  </pic:blipFill>
+                  <pic:spPr>
+                    <a:xfrm>
+                      <a:off x="0" y="0"/>
+                      <a:ext cx="5400000" cy="1130653"/>
+                    </a:xfrm>
+                    <a:prstGeom prst="rect">
+                      <a:avLst/>
+                    </a:prstGeom>
+                  </pic:spPr>
+                </pic:pic>
+              </a:graphicData>
+            </a:graphic>
+          </wp:inline>
+        </w:drawing>
+      </w:r>
+    </w:p>
+    <w:p>
+      <w:pPr>
+        <w:spacing w:after="120" w:before="120" w:line="276" w:lineRule="auto"/>
+        <w:ind w:firstLine="0" w:start="0"/>
+        <w:jc w:val="both"/>
+      </w:pPr>
+      <w:r>
+        <w:rPr>
+          <w:rFonts w:ascii="Open Sans" w:hAnsi="Open Sans" w:cs="Open Sans" w:eastAsia="Open Sans"/>
+          <w:color w:val="000000"/>
+          <w:sz w:val="24"/>
+          <w:szCs w:val="24"/>
+        </w:rPr>
+        <w:t xml:space="preserve">Isso transforma o </w:t>
+      </w:r>
       <w:r>
         <w:rPr>
           <w:rFonts w:ascii="Open Sans" w:hAnsi="Open Sans" w:cs="Open Sans" w:eastAsia="Open Sans"/>
           <w:i/>
           <w:iCs/>
-          <w:color w:val="666666"/>
-          <w:sz w:val="18"/>
-          <w:szCs w:val="18"/>
-        </w:rPr>
-        <w:t xml:space="preserve">cpp</w:t>
-      </w:r>
-    </w:p>
-    <w:p>
-      <w:pPr>
-        <w:spacing w:after="0" w:before="40" w:line="240" w:lineRule="auto"/>
-        <w:ind w:firstLine="0" w:start="200"/>
-        <w:jc w:val="start"/>
-        <w:shd w:val="clear" w:fill="F5F5F5"/>
-      </w:pPr>
+          <w:color w:val="000000"/>
+          <w:sz w:val="24"/>
+          <w:szCs w:val="24"/>
+        </w:rPr>
+        <w:t xml:space="preserve">hello world</w:t>
+      </w:r>
+      <w:r>
+        <w:rPr>
+          <w:rFonts w:ascii="Open Sans" w:hAnsi="Open Sans" w:cs="Open Sans" w:eastAsia="Open Sans"/>
+          <w:color w:val="000000"/>
+          <w:sz w:val="24"/>
+          <w:szCs w:val="24"/>
+        </w:rPr>
+        <w:t xml:space="preserve"> num teste de sanidade: se essas linhas aparecem, a placa inicializou, o clock está configurado e a serial está na taxa certa. Quando o monitor mostra símbolos sem sentido, quase sempre é porque a taxa do monitor não bate com os 115200 do </w:t>
+      </w:r>
       <w:r>
         <w:rPr>
           <w:rFonts w:ascii="Consolas" w:hAnsi="Consolas" w:cs="Consolas" w:eastAsia="Consolas"/>
           <w:color w:val="000000"/>
-          <w:sz w:val="19"/>
-          <w:szCs w:val="19"/>
-        </w:rPr>
-        <w:t xml:space="preserve">unsigned long agora = millis();</w:t>
-      </w:r>
-    </w:p>
-    <w:p>
-      <w:pPr>
-        <w:spacing w:after="0" w:before="0" w:line="240" w:lineRule="auto"/>
-        <w:ind w:firstLine="0" w:start="200"/>
-        <w:jc w:val="start"/>
-        <w:shd w:val="clear" w:fill="F5F5F5"/>
-      </w:pPr>
-      <w:r>
-        <w:rPr>
-          <w:rFonts w:ascii="Consolas" w:hAnsi="Consolas" w:cs="Consolas" w:eastAsia="Consolas"/>
-          <w:color w:val="000000"/>
-          <w:sz w:val="19"/>
-          <w:szCs w:val="19"/>
-        </w:rPr>
-        <w:t xml:space="preserve"> </w:t>
-      </w:r>
-    </w:p>
-    <w:p>
-      <w:pPr>
-        <w:spacing w:after="0" w:before="0" w:line="240" w:lineRule="auto"/>
-        <w:ind w:firstLine="0" w:start="200"/>
-        <w:jc w:val="start"/>
-        <w:shd w:val="clear" w:fill="F5F5F5"/>
-      </w:pPr>
-      <w:r>
-        <w:rPr>
-          <w:rFonts w:ascii="Consolas" w:hAnsi="Consolas" w:cs="Consolas" w:eastAsia="Consolas"/>
-          <w:color w:val="000000"/>
-          <w:sz w:val="19"/>
-          <w:szCs w:val="19"/>
-        </w:rPr>
-        <w:t xml:space="preserve">if (agora - ultimaTroca &gt;= INTERVALO) {</w:t>
-      </w:r>
-    </w:p>
-    <w:p>
-      <w:pPr>
-        <w:spacing w:after="0" w:before="0" w:line="240" w:lineRule="auto"/>
-        <w:ind w:firstLine="0" w:start="200"/>
-        <w:jc w:val="start"/>
-        <w:shd w:val="clear" w:fill="F5F5F5"/>
-      </w:pPr>
-      <w:r>
-        <w:rPr>
-          <w:rFonts w:ascii="Consolas" w:hAnsi="Consolas" w:cs="Consolas" w:eastAsia="Consolas"/>
-          <w:color w:val="000000"/>
-          <w:sz w:val="19"/>
-          <w:szCs w:val="19"/>
-        </w:rPr>
-        <w:t xml:space="preserve">  ultimaTroca = agora;</w:t>
-      </w:r>
-    </w:p>
-    <w:p>
-      <w:pPr>
-        <w:spacing w:after="0" w:before="0" w:line="240" w:lineRule="auto"/>
-        <w:ind w:firstLine="0" w:start="200"/>
-        <w:jc w:val="start"/>
-        <w:shd w:val="clear" w:fill="F5F5F5"/>
-      </w:pPr>
-      <w:r>
-        <w:rPr>
-          <w:rFonts w:ascii="Consolas" w:hAnsi="Consolas" w:cs="Consolas" w:eastAsia="Consolas"/>
-          <w:color w:val="000000"/>
-          <w:sz w:val="19"/>
-          <w:szCs w:val="19"/>
-        </w:rPr>
-        <w:t xml:space="preserve">  ligado = !ligado;</w:t>
-      </w:r>
-    </w:p>
-    <w:p>
-      <w:pPr>
-        <w:spacing w:after="0" w:before="0" w:line="240" w:lineRule="auto"/>
-        <w:ind w:firstLine="0" w:start="200"/>
-        <w:jc w:val="start"/>
-        <w:shd w:val="clear" w:fill="F5F5F5"/>
-      </w:pPr>
-      <w:r>
-        <w:rPr>
-          <w:rFonts w:ascii="Consolas" w:hAnsi="Consolas" w:cs="Consolas" w:eastAsia="Consolas"/>
-          <w:color w:val="000000"/>
-          <w:sz w:val="19"/>
-          <w:szCs w:val="19"/>
-        </w:rPr>
-        <w:t xml:space="preserve">  digitalWrite(PINO_LED, ligado ? HIGH : LOW);</w:t>
-      </w:r>
-    </w:p>
-    <w:p>
-      <w:pPr>
-        <w:spacing w:after="120" w:before="0" w:line="240" w:lineRule="auto"/>
-        <w:ind w:firstLine="0" w:start="200"/>
-        <w:jc w:val="start"/>
-        <w:shd w:val="clear" w:fill="F5F5F5"/>
-      </w:pPr>
-      <w:r>
-        <w:rPr>
-          <w:rFonts w:ascii="Consolas" w:hAnsi="Consolas" w:cs="Consolas" w:eastAsia="Consolas"/>
-          <w:color w:val="000000"/>
-          <w:sz w:val="19"/>
-          <w:szCs w:val="19"/>
-        </w:rPr>
-        <w:t xml:space="preserve">}</w:t>
-      </w:r>
-    </w:p>
-    <w:p>
-      <w:pPr>
-        <w:spacing w:after="120" w:before="120" w:line="276" w:lineRule="auto"/>
-        <w:ind w:firstLine="0" w:start="0"/>
-        <w:jc w:val="both"/>
-      </w:pPr>
-      <w:r>
-        <w:rPr>
-          <w:rFonts w:ascii="Open Sans" w:hAnsi="Open Sans" w:cs="Open Sans" w:eastAsia="Open Sans"/>
-          <w:color w:val="000000"/>
-          <w:sz w:val="24"/>
-          <w:szCs w:val="24"/>
-        </w:rPr>
-        <w:t xml:space="preserve">O laço continua livre. É onde entrariam a leitura de um sensor e a publicação MQTT nas semanas seguintes.</w:t>
-      </w:r>
-    </w:p>
-    <w:p>
-      <w:pPr>
-        <w:spacing w:after="120" w:before="120" w:line="276" w:lineRule="auto"/>
-        <w:ind w:firstLine="0" w:start="0"/>
-        <w:jc w:val="both"/>
+          <w:shd w:val="clear" w:fill="F2F2F2"/>
+          <w:sz w:val="24"/>
+          <w:szCs w:val="24"/>
+        </w:rPr>
+        <w:t xml:space="preserve">Serial.begin()</w:t>
+      </w:r>
+      <w:r>
+        <w:rPr>
+          <w:rFonts w:ascii="Open Sans" w:hAnsi="Open Sans" w:cs="Open Sans" w:eastAsia="Open Sans"/>
+          <w:color w:val="000000"/>
+          <w:sz w:val="24"/>
+          <w:szCs w:val="24"/>
+        </w:rPr>
+        <w:t xml:space="preserve"> — é o primeiro erro que todo mundo comete.</w:t>
+      </w:r>
+    </w:p>
+    <w:p>
+      <w:pPr>
+        <w:spacing w:after="120" w:before="240" w:line="276" w:lineRule="auto"/>
+        <w:ind w:firstLine="0" w:start="0"/>
+        <w:jc w:val="start"/>
       </w:pPr>
       <w:r>
         <w:rPr>
@@ -1416,107 +1437,10 @@
           <w:b/>
           <w:bCs/>
           <w:color w:val="000000"/>
-          <w:sz w:val="24"/>
-          <w:szCs w:val="24"/>
-        </w:rPr>
-        <w:t xml:space="preserve">Por que imprimir dados do chip.</w:t>
-      </w:r>
-      <w:r>
-        <w:rPr>
-          <w:rFonts w:ascii="Open Sans" w:hAnsi="Open Sans" w:cs="Open Sans" w:eastAsia="Open Sans"/>
-          <w:color w:val="000000"/>
-          <w:sz w:val="24"/>
-          <w:szCs w:val="24"/>
-        </w:rPr>
-        <w:t xml:space="preserve"> O </w:t>
-      </w:r>
-      <w:r>
-        <w:rPr>
-          <w:rFonts w:ascii="Consolas" w:hAnsi="Consolas" w:cs="Consolas" w:eastAsia="Consolas"/>
-          <w:color w:val="000000"/>
-          <w:shd w:val="clear" w:fill="F2F2F2"/>
-          <w:sz w:val="24"/>
-          <w:szCs w:val="24"/>
-        </w:rPr>
-        <w:t xml:space="preserve">setup()</w:t>
-      </w:r>
-      <w:r>
-        <w:rPr>
-          <w:rFonts w:ascii="Open Sans" w:hAnsi="Open Sans" w:cs="Open Sans" w:eastAsia="Open Sans"/>
-          <w:color w:val="000000"/>
-          <w:sz w:val="24"/>
-          <w:szCs w:val="24"/>
-        </w:rPr>
-        <w:t xml:space="preserve"> reporta modelo, frequência e memória livre:</w:t>
-      </w:r>
-    </w:p>
-    <w:p>
-      <w:pPr>
-        <w:spacing w:after="0" w:before="120" w:line="276" w:lineRule="auto"/>
-        <w:ind w:firstLine="0" w:start="0"/>
-        <w:jc w:val="start"/>
-      </w:pPr>
-      <w:r>
-        <w:rPr>
-          <w:rFonts w:ascii="Open Sans" w:hAnsi="Open Sans" w:cs="Open Sans" w:eastAsia="Open Sans"/>
-          <w:i/>
-          <w:iCs/>
-          <w:color w:val="666666"/>
-          <w:sz w:val="18"/>
-          <w:szCs w:val="18"/>
-        </w:rPr>
-        <w:t xml:space="preserve">cpp</w:t>
-      </w:r>
-    </w:p>
-    <w:p>
-      <w:pPr>
-        <w:spacing w:after="0" w:before="40" w:line="240" w:lineRule="auto"/>
-        <w:ind w:firstLine="0" w:start="200"/>
-        <w:jc w:val="start"/>
-        <w:shd w:val="clear" w:fill="F5F5F5"/>
-      </w:pPr>
-      <w:r>
-        <w:rPr>
-          <w:rFonts w:ascii="Consolas" w:hAnsi="Consolas" w:cs="Consolas" w:eastAsia="Consolas"/>
-          <w:color w:val="000000"/>
-          <w:sz w:val="19"/>
-          <w:szCs w:val="19"/>
-        </w:rPr>
-        <w:t xml:space="preserve">Serial.print("Chip: ");        Serial.println(ESP.getChipModel());</w:t>
-      </w:r>
-    </w:p>
-    <w:p>
-      <w:pPr>
-        <w:spacing w:after="0" w:before="0" w:line="240" w:lineRule="auto"/>
-        <w:ind w:firstLine="0" w:start="200"/>
-        <w:jc w:val="start"/>
-        <w:shd w:val="clear" w:fill="F5F5F5"/>
-      </w:pPr>
-      <w:r>
-        <w:rPr>
-          <w:rFonts w:ascii="Consolas" w:hAnsi="Consolas" w:cs="Consolas" w:eastAsia="Consolas"/>
-          <w:color w:val="000000"/>
-          <w:sz w:val="19"/>
-          <w:szCs w:val="19"/>
-        </w:rPr>
-        <w:t xml:space="preserve">Serial.print("Frequencia: ");  Serial.println(ESP.getCpuFreqMHz());</w:t>
-      </w:r>
-    </w:p>
-    <w:p>
-      <w:pPr>
-        <w:spacing w:after="120" w:before="0" w:line="240" w:lineRule="auto"/>
-        <w:ind w:firstLine="0" w:start="200"/>
-        <w:jc w:val="start"/>
-        <w:shd w:val="clear" w:fill="F5F5F5"/>
-      </w:pPr>
-      <w:r>
-        <w:rPr>
-          <w:rFonts w:ascii="Consolas" w:hAnsi="Consolas" w:cs="Consolas" w:eastAsia="Consolas"/>
-          <w:color w:val="000000"/>
-          <w:sz w:val="19"/>
-          <w:szCs w:val="19"/>
-        </w:rPr>
-        <w:t xml:space="preserve">Serial.print("Memoria livre: ");Serial.println(ESP.getFreeHeap());</w:t>
+          <w:sz w:val="30"/>
+          <w:szCs w:val="30"/>
+        </w:rPr>
+        <w:t xml:space="preserve">5. Formato da saída no monitor serial</w:t>
       </w:r>
     </w:p>
     <w:p>
@@ -1532,87 +1456,14 @@
           <w:sz w:val="24"/>
           <w:szCs w:val="24"/>
         </w:rPr>
-        <w:t xml:space="preserve">Isso transforma o </w:t>
-      </w:r>
-      <w:r>
-        <w:rPr>
-          <w:rFonts w:ascii="Open Sans" w:hAnsi="Open Sans" w:cs="Open Sans" w:eastAsia="Open Sans"/>
-          <w:i/>
-          <w:iCs/>
-          <w:color w:val="000000"/>
-          <w:sz w:val="24"/>
-          <w:szCs w:val="24"/>
-        </w:rPr>
-        <w:t xml:space="preserve">hello world</w:t>
-      </w:r>
-      <w:r>
-        <w:rPr>
-          <w:rFonts w:ascii="Open Sans" w:hAnsi="Open Sans" w:cs="Open Sans" w:eastAsia="Open Sans"/>
-          <w:color w:val="000000"/>
-          <w:sz w:val="24"/>
-          <w:szCs w:val="24"/>
-        </w:rPr>
-        <w:t xml:space="preserve"> num teste de sanidade: se essas linhas aparecem, a placa inicializou, o clock está configurado e a serial está na taxa certa. Quando o monitor mostra símbolos sem sentido, quase sempre é porque a taxa do monitor não bate com os 115200 do </w:t>
-      </w:r>
-      <w:r>
-        <w:rPr>
-          <w:rFonts w:ascii="Consolas" w:hAnsi="Consolas" w:cs="Consolas" w:eastAsia="Consolas"/>
-          <w:color w:val="000000"/>
-          <w:shd w:val="clear" w:fill="F2F2F2"/>
-          <w:sz w:val="24"/>
-          <w:szCs w:val="24"/>
-        </w:rPr>
-        <w:t xml:space="preserve">Serial.begin()</w:t>
-      </w:r>
-      <w:r>
-        <w:rPr>
-          <w:rFonts w:ascii="Open Sans" w:hAnsi="Open Sans" w:cs="Open Sans" w:eastAsia="Open Sans"/>
-          <w:color w:val="000000"/>
-          <w:sz w:val="24"/>
-          <w:szCs w:val="24"/>
-        </w:rPr>
-        <w:t xml:space="preserve"> — é o primeiro erro que todo mundo comete.</w:t>
-      </w:r>
-    </w:p>
-    <w:p>
-      <w:pPr>
-        <w:spacing w:after="120" w:before="240" w:line="276" w:lineRule="auto"/>
-        <w:ind w:firstLine="0" w:start="0"/>
-        <w:jc w:val="start"/>
-      </w:pPr>
+        <w:t xml:space="preserve">O bloco abaixo mostra a </w:t>
+      </w:r>
       <w:r>
         <w:rPr>
           <w:rFonts w:ascii="Open Sans" w:hAnsi="Open Sans" w:cs="Open Sans" w:eastAsia="Open Sans"/>
           <w:b/>
           <w:bCs/>
           <w:color w:val="000000"/>
-          <w:sz w:val="30"/>
-          <w:szCs w:val="30"/>
-        </w:rPr>
-        <w:t xml:space="preserve">5. Formato da saída no monitor serial</w:t>
-      </w:r>
-    </w:p>
-    <w:p>
-      <w:pPr>
-        <w:spacing w:after="120" w:before="120" w:line="276" w:lineRule="auto"/>
-        <w:ind w:firstLine="0" w:start="0"/>
-        <w:jc w:val="both"/>
-      </w:pPr>
-      <w:r>
-        <w:rPr>
-          <w:rFonts w:ascii="Open Sans" w:hAnsi="Open Sans" w:cs="Open Sans" w:eastAsia="Open Sans"/>
-          <w:color w:val="000000"/>
-          <w:sz w:val="24"/>
-          <w:szCs w:val="24"/>
-        </w:rPr>
-        <w:t xml:space="preserve">O bloco abaixo mostra a </w:t>
-      </w:r>
-      <w:r>
-        <w:rPr>
-          <w:rFonts w:ascii="Open Sans" w:hAnsi="Open Sans" w:cs="Open Sans" w:eastAsia="Open Sans"/>
-          <w:b/>
-          <w:bCs/>
-          <w:color w:val="000000"/>
           <w:sz w:val="24"/>
           <w:szCs w:val="24"/>
         </w:rPr>
@@ -1628,192 +1479,213 @@
         <w:t xml:space="preserve"> que o firmware imprime. Os três valores entre sinais de menor e maior são lidos do próprio chip em tempo de execução e variam a cada placa e a cada compilação — por isso aparecem como marcadores, e não como números fixos.</w:t>
       </w:r>
     </w:p>
-    <w:p>
-      <w:pPr>
-        <w:spacing w:after="0" w:before="40" w:line="240" w:lineRule="auto"/>
-        <w:ind w:firstLine="0" w:start="200"/>
-        <w:jc w:val="start"/>
-        <w:shd w:val="clear" w:fill="F5F5F5"/>
-      </w:pPr>
-      <w:r>
-        <w:rPr>
-          <w:rFonts w:ascii="Consolas" w:hAnsi="Consolas" w:cs="Consolas" w:eastAsia="Consolas"/>
-          <w:color w:val="000000"/>
-          <w:sz w:val="19"/>
-          <w:szCs w:val="19"/>
-        </w:rPr>
-        <w:t xml:space="preserve">=====================================</w:t>
-      </w:r>
-    </w:p>
-    <w:p>
-      <w:pPr>
-        <w:spacing w:after="0" w:before="0" w:line="240" w:lineRule="auto"/>
-        <w:ind w:firstLine="0" w:start="200"/>
-        <w:jc w:val="start"/>
-        <w:shd w:val="clear" w:fill="F5F5F5"/>
-      </w:pPr>
-      <w:r>
-        <w:rPr>
-          <w:rFonts w:ascii="Consolas" w:hAnsi="Consolas" w:cs="Consolas" w:eastAsia="Consolas"/>
-          <w:color w:val="000000"/>
-          <w:sz w:val="19"/>
-          <w:szCs w:val="19"/>
-        </w:rPr>
-        <w:t xml:space="preserve">  Hello, World! - ESP32 no Wokwi</w:t>
-      </w:r>
-    </w:p>
-    <w:p>
-      <w:pPr>
-        <w:spacing w:after="0" w:before="0" w:line="240" w:lineRule="auto"/>
-        <w:ind w:firstLine="0" w:start="200"/>
-        <w:jc w:val="start"/>
-        <w:shd w:val="clear" w:fill="F5F5F5"/>
-      </w:pPr>
-      <w:r>
-        <w:rPr>
-          <w:rFonts w:ascii="Consolas" w:hAnsi="Consolas" w:cs="Consolas" w:eastAsia="Consolas"/>
-          <w:color w:val="000000"/>
-          <w:sz w:val="19"/>
-          <w:szCs w:val="19"/>
-        </w:rPr>
-        <w:t xml:space="preserve">=====================================</w:t>
-      </w:r>
-    </w:p>
-    <w:p>
-      <w:pPr>
-        <w:spacing w:after="0" w:before="0" w:line="240" w:lineRule="auto"/>
-        <w:ind w:firstLine="0" w:start="200"/>
-        <w:jc w:val="start"/>
-        <w:shd w:val="clear" w:fill="F5F5F5"/>
-      </w:pPr>
-      <w:r>
-        <w:rPr>
-          <w:rFonts w:ascii="Consolas" w:hAnsi="Consolas" w:cs="Consolas" w:eastAsia="Consolas"/>
-          <w:color w:val="000000"/>
-          <w:sz w:val="19"/>
-          <w:szCs w:val="19"/>
-        </w:rPr>
-        <w:t xml:space="preserve">Chip: &lt;modelo reportado pelo chip&gt;</w:t>
-      </w:r>
-    </w:p>
-    <w:p>
-      <w:pPr>
-        <w:spacing w:after="0" w:before="0" w:line="240" w:lineRule="auto"/>
-        <w:ind w:firstLine="0" w:start="200"/>
-        <w:jc w:val="start"/>
-        <w:shd w:val="clear" w:fill="F5F5F5"/>
-      </w:pPr>
-      <w:r>
-        <w:rPr>
-          <w:rFonts w:ascii="Consolas" w:hAnsi="Consolas" w:cs="Consolas" w:eastAsia="Consolas"/>
-          <w:color w:val="000000"/>
-          <w:sz w:val="19"/>
-          <w:szCs w:val="19"/>
-        </w:rPr>
-        <w:t xml:space="preserve">Frequencia da CPU: &lt;valor reportado&gt; MHz</w:t>
-      </w:r>
-    </w:p>
-    <w:p>
-      <w:pPr>
-        <w:spacing w:after="0" w:before="0" w:line="240" w:lineRule="auto"/>
-        <w:ind w:firstLine="0" w:start="200"/>
-        <w:jc w:val="start"/>
-        <w:shd w:val="clear" w:fill="F5F5F5"/>
-      </w:pPr>
-      <w:r>
-        <w:rPr>
-          <w:rFonts w:ascii="Consolas" w:hAnsi="Consolas" w:cs="Consolas" w:eastAsia="Consolas"/>
-          <w:color w:val="000000"/>
-          <w:sz w:val="19"/>
-          <w:szCs w:val="19"/>
-        </w:rPr>
-        <w:t xml:space="preserve">Memoria livre: &lt;valor reportado pelo chip&gt; bytes</w:t>
-      </w:r>
-    </w:p>
-    <w:p>
-      <w:pPr>
-        <w:spacing w:after="0" w:before="0" w:line="240" w:lineRule="auto"/>
-        <w:ind w:firstLine="0" w:start="200"/>
-        <w:jc w:val="start"/>
-        <w:shd w:val="clear" w:fill="F5F5F5"/>
-      </w:pPr>
-      <w:r>
-        <w:rPr>
-          <w:rFonts w:ascii="Consolas" w:hAnsi="Consolas" w:cs="Consolas" w:eastAsia="Consolas"/>
-          <w:color w:val="000000"/>
-          <w:sz w:val="19"/>
-          <w:szCs w:val="19"/>
-        </w:rPr>
-        <w:t xml:space="preserve">-------------------------------------</w:t>
-      </w:r>
-    </w:p>
-    <w:p>
-      <w:pPr>
-        <w:spacing w:after="0" w:before="0" w:line="240" w:lineRule="auto"/>
-        <w:ind w:firstLine="0" w:start="200"/>
-        <w:jc w:val="start"/>
-        <w:shd w:val="clear" w:fill="F5F5F5"/>
-      </w:pPr>
-      <w:r>
-        <w:rPr>
-          <w:rFonts w:ascii="Consolas" w:hAnsi="Consolas" w:cs="Consolas" w:eastAsia="Consolas"/>
-          <w:color w:val="000000"/>
-          <w:sz w:val="19"/>
-          <w:szCs w:val="19"/>
-        </w:rPr>
-        <w:t xml:space="preserve">[1s] ciclo 1 | LED ACESO</w:t>
-      </w:r>
-    </w:p>
-    <w:p>
-      <w:pPr>
-        <w:spacing w:after="0" w:before="0" w:line="240" w:lineRule="auto"/>
-        <w:ind w:firstLine="0" w:start="200"/>
-        <w:jc w:val="start"/>
-        <w:shd w:val="clear" w:fill="F5F5F5"/>
-      </w:pPr>
-      <w:r>
-        <w:rPr>
-          <w:rFonts w:ascii="Consolas" w:hAnsi="Consolas" w:cs="Consolas" w:eastAsia="Consolas"/>
-          <w:color w:val="000000"/>
-          <w:sz w:val="19"/>
-          <w:szCs w:val="19"/>
-        </w:rPr>
-        <w:t xml:space="preserve">[2s] ciclo 2 | LED APAGADO</w:t>
-      </w:r>
-    </w:p>
-    <w:p>
-      <w:pPr>
-        <w:spacing w:after="0" w:before="0" w:line="240" w:lineRule="auto"/>
-        <w:ind w:firstLine="0" w:start="200"/>
-        <w:jc w:val="start"/>
-        <w:shd w:val="clear" w:fill="F5F5F5"/>
-      </w:pPr>
-      <w:r>
-        <w:rPr>
-          <w:rFonts w:ascii="Consolas" w:hAnsi="Consolas" w:cs="Consolas" w:eastAsia="Consolas"/>
-          <w:color w:val="000000"/>
-          <w:sz w:val="19"/>
-          <w:szCs w:val="19"/>
-        </w:rPr>
-        <w:t xml:space="preserve">[3s] ciclo 3 | LED ACESO</w:t>
-      </w:r>
-    </w:p>
-    <w:p>
-      <w:pPr>
-        <w:spacing w:after="120" w:before="0" w:line="240" w:lineRule="auto"/>
-        <w:ind w:firstLine="0" w:start="200"/>
-        <w:jc w:val="start"/>
-        <w:shd w:val="clear" w:fill="F5F5F5"/>
-      </w:pPr>
-      <w:r>
-        <w:rPr>
-          <w:rFonts w:ascii="Consolas" w:hAnsi="Consolas" w:cs="Consolas" w:eastAsia="Consolas"/>
-          <w:color w:val="000000"/>
-          <w:sz w:val="19"/>
-          <w:szCs w:val="19"/>
-        </w:rPr>
-        <w:t xml:space="preserve">[4s] ciclo 4 | LED APAGADO</w:t>
-      </w:r>
+    <w:tbl>
+      <w:tblPr>
+        <w:tblW w:w="5000" w:type="pct"/>
+        <w:tblBorders>
+          <w:top w:val="single" w:sz="4" w:space="0" w:color="D8DEE4"/>
+          <w:left w:val="single" w:sz="4" w:space="0" w:color="D8DEE4"/>
+          <w:bottom w:val="single" w:sz="4" w:space="0" w:color="D8DEE4"/>
+          <w:right w:val="single" w:sz="4" w:space="0" w:color="D8DEE4"/>
+        </w:tblBorders>
+        <w:tblCellMar>
+          <w:top w:w="80" w:type="dxa"/>
+          <w:left w:w="140" w:type="dxa"/>
+          <w:bottom w:w="80" w:type="dxa"/>
+          <w:right w:w="140" w:type="dxa"/>
+        </w:tblCellMar>
+      </w:tblPr>
+      <w:tr>
+        <w:tc>
+          <w:tcPr>
+            <w:tcW w:w="5000" w:type="pct"/>
+            <w:shd w:val="clear" w:fill="F6F8FA"/>
+          </w:tcPr>
+          <w:p>
+            <w:pPr>
+              <w:spacing w:after="0" w:before="40" w:line="240" w:lineRule="auto"/>
+              <w:ind w:firstLine="0" w:start="0"/>
+              <w:jc w:val="start"/>
+            </w:pPr>
+            <w:r>
+              <w:rPr>
+                <w:rFonts w:ascii="Consolas" w:hAnsi="Consolas" w:cs="Consolas" w:eastAsia="Consolas"/>
+                <w:color w:val="1F2328"/>
+                <w:sz w:val="18"/>
+                <w:szCs w:val="18"/>
+              </w:rPr>
+              <w:t xml:space="preserve">=====================================</w:t>
+            </w:r>
+          </w:p>
+          <w:p>
+            <w:pPr>
+              <w:spacing w:after="0" w:before="0" w:line="240" w:lineRule="auto"/>
+              <w:ind w:firstLine="0" w:start="0"/>
+              <w:jc w:val="start"/>
+            </w:pPr>
+            <w:r>
+              <w:rPr>
+                <w:rFonts w:ascii="Consolas" w:hAnsi="Consolas" w:cs="Consolas" w:eastAsia="Consolas"/>
+                <w:color w:val="1F2328"/>
+                <w:sz w:val="18"/>
+                <w:szCs w:val="18"/>
+              </w:rPr>
+              <w:t xml:space="preserve">  Hello, World! - ESP32 no Wokwi</w:t>
+            </w:r>
+          </w:p>
+          <w:p>
+            <w:pPr>
+              <w:spacing w:after="0" w:before="0" w:line="240" w:lineRule="auto"/>
+              <w:ind w:firstLine="0" w:start="0"/>
+              <w:jc w:val="start"/>
+            </w:pPr>
+            <w:r>
+              <w:rPr>
+                <w:rFonts w:ascii="Consolas" w:hAnsi="Consolas" w:cs="Consolas" w:eastAsia="Consolas"/>
+                <w:color w:val="1F2328"/>
+                <w:sz w:val="18"/>
+                <w:szCs w:val="18"/>
+              </w:rPr>
+              <w:t xml:space="preserve">=====================================</w:t>
+            </w:r>
+          </w:p>
+          <w:p>
+            <w:pPr>
+              <w:spacing w:after="0" w:before="0" w:line="240" w:lineRule="auto"/>
+              <w:ind w:firstLine="0" w:start="0"/>
+              <w:jc w:val="start"/>
+            </w:pPr>
+            <w:r>
+              <w:rPr>
+                <w:rFonts w:ascii="Consolas" w:hAnsi="Consolas" w:cs="Consolas" w:eastAsia="Consolas"/>
+                <w:color w:val="1F2328"/>
+                <w:sz w:val="18"/>
+                <w:szCs w:val="18"/>
+              </w:rPr>
+              <w:t xml:space="preserve">Chip: &lt;modelo reportado pelo chip&gt;</w:t>
+            </w:r>
+          </w:p>
+          <w:p>
+            <w:pPr>
+              <w:spacing w:after="0" w:before="0" w:line="240" w:lineRule="auto"/>
+              <w:ind w:firstLine="0" w:start="0"/>
+              <w:jc w:val="start"/>
+            </w:pPr>
+            <w:r>
+              <w:rPr>
+                <w:rFonts w:ascii="Consolas" w:hAnsi="Consolas" w:cs="Consolas" w:eastAsia="Consolas"/>
+                <w:color w:val="1F2328"/>
+                <w:sz w:val="18"/>
+                <w:szCs w:val="18"/>
+              </w:rPr>
+              <w:t xml:space="preserve">Frequencia da CPU: &lt;valor reportado&gt; MHz</w:t>
+            </w:r>
+          </w:p>
+          <w:p>
+            <w:pPr>
+              <w:spacing w:after="0" w:before="0" w:line="240" w:lineRule="auto"/>
+              <w:ind w:firstLine="0" w:start="0"/>
+              <w:jc w:val="start"/>
+            </w:pPr>
+            <w:r>
+              <w:rPr>
+                <w:rFonts w:ascii="Consolas" w:hAnsi="Consolas" w:cs="Consolas" w:eastAsia="Consolas"/>
+                <w:color w:val="1F2328"/>
+                <w:sz w:val="18"/>
+                <w:szCs w:val="18"/>
+              </w:rPr>
+              <w:t xml:space="preserve">Memoria livre: &lt;valor reportado pelo chip&gt; bytes</w:t>
+            </w:r>
+          </w:p>
+          <w:p>
+            <w:pPr>
+              <w:spacing w:after="0" w:before="0" w:line="240" w:lineRule="auto"/>
+              <w:ind w:firstLine="0" w:start="0"/>
+              <w:jc w:val="start"/>
+            </w:pPr>
+            <w:r>
+              <w:rPr>
+                <w:rFonts w:ascii="Consolas" w:hAnsi="Consolas" w:cs="Consolas" w:eastAsia="Consolas"/>
+                <w:color w:val="1F2328"/>
+                <w:sz w:val="18"/>
+                <w:szCs w:val="18"/>
+              </w:rPr>
+              <w:t xml:space="preserve">-------------------------------------</w:t>
+            </w:r>
+          </w:p>
+          <w:p>
+            <w:pPr>
+              <w:spacing w:after="0" w:before="0" w:line="240" w:lineRule="auto"/>
+              <w:ind w:firstLine="0" w:start="0"/>
+              <w:jc w:val="start"/>
+            </w:pPr>
+            <w:r>
+              <w:rPr>
+                <w:rFonts w:ascii="Consolas" w:hAnsi="Consolas" w:cs="Consolas" w:eastAsia="Consolas"/>
+                <w:color w:val="1F2328"/>
+                <w:sz w:val="18"/>
+                <w:szCs w:val="18"/>
+              </w:rPr>
+              <w:t xml:space="preserve">[1s] ciclo 1 | LED ACESO</w:t>
+            </w:r>
+          </w:p>
+          <w:p>
+            <w:pPr>
+              <w:spacing w:after="0" w:before="0" w:line="240" w:lineRule="auto"/>
+              <w:ind w:firstLine="0" w:start="0"/>
+              <w:jc w:val="start"/>
+            </w:pPr>
+            <w:r>
+              <w:rPr>
+                <w:rFonts w:ascii="Consolas" w:hAnsi="Consolas" w:cs="Consolas" w:eastAsia="Consolas"/>
+                <w:color w:val="1F2328"/>
+                <w:sz w:val="18"/>
+                <w:szCs w:val="18"/>
+              </w:rPr>
+              <w:t xml:space="preserve">[2s] ciclo 2 | LED APAGADO</w:t>
+            </w:r>
+          </w:p>
+          <w:p>
+            <w:pPr>
+              <w:spacing w:after="0" w:before="0" w:line="240" w:lineRule="auto"/>
+              <w:ind w:firstLine="0" w:start="0"/>
+              <w:jc w:val="start"/>
+            </w:pPr>
+            <w:r>
+              <w:rPr>
+                <w:rFonts w:ascii="Consolas" w:hAnsi="Consolas" w:cs="Consolas" w:eastAsia="Consolas"/>
+                <w:color w:val="1F2328"/>
+                <w:sz w:val="18"/>
+                <w:szCs w:val="18"/>
+              </w:rPr>
+              <w:t xml:space="preserve">[3s] ciclo 3 | LED ACESO</w:t>
+            </w:r>
+          </w:p>
+          <w:p>
+            <w:pPr>
+              <w:spacing w:after="0" w:before="0" w:line="240" w:lineRule="auto"/>
+              <w:ind w:firstLine="0" w:start="0"/>
+              <w:jc w:val="start"/>
+            </w:pPr>
+            <w:r>
+              <w:rPr>
+                <w:rFonts w:ascii="Consolas" w:hAnsi="Consolas" w:cs="Consolas" w:eastAsia="Consolas"/>
+                <w:color w:val="1F2328"/>
+                <w:sz w:val="18"/>
+                <w:szCs w:val="18"/>
+              </w:rPr>
+              <w:t xml:space="preserve">[4s] ciclo 4 | LED APAGADO</w:t>
+            </w:r>
+          </w:p>
+        </w:tc>
+      </w:tr>
+    </w:tbl>
+    <w:p>
+      <w:pPr>
+        <w:spacing w:after="60" w:before="0" w:line="276" w:lineRule="auto"/>
+        <w:ind w:firstLine="0" w:start="0"/>
+        <w:jc w:val="start"/>
+      </w:pPr>
     </w:p>
     <w:p>
       <w:pPr>
